--- a/templates/APAC_Candidate_Profile_with_Deal_List.docx
+++ b/templates/APAC_Candidate_Profile_with_Deal_List.docx
@@ -280,7 +280,7 @@
           <w:b/>
           <w:bCs/>
         </w:rPr>
-        <w:t>{{name}}, {{location}}</w:t>
+        <w:t xml:space="preserve">{{name}}, {{location}}</w:t>
       </w:r>
       <w:r>
         <w:tab/>
@@ -290,8 +290,13 @@
           <w:b/>
           <w:bCs/>
         </w:rPr>
-        <w:t>{{dates}}</w:t>
-      </w:r>
+        <w:t xml:space="preserve">{{dates}}</w:t>
+      </w:r>
+    </w:p>
+    <w:p>
+      <w:pPr>
+        <w:pStyle w:val="SHText"/>
+      </w:pPr>
     </w:p>
     <w:p>
       <w:pPr>
@@ -306,12 +311,15 @@
         <w:pStyle w:val="SHTextRight"/>
       </w:pPr>
       <w:r>
-        <w:t>{{role}}, {{function}}</w:t>
-      </w:r>
-      <w:r>
+        <w:t xml:space="preserve">{{role}}, {{function}}</w:t>
         <w:tab/>
-        <w:t>{{#role_dates}}{{role_dates}}{{/role_dates}}</w:t>
-      </w:r>
+        <w:t xml:space="preserve">{{#role_dates}}{{role_dates}}{{/role_dates}}</w:t>
+      </w:r>
+    </w:p>
+    <w:p>
+      <w:pPr>
+        <w:pStyle w:val="SHText"/>
+      </w:pPr>
     </w:p>
     <w:p>
       <w:pPr>
@@ -428,6 +436,11 @@
     <w:p>
       <w:pPr>
         <w:pStyle w:val="SHText"/>
+      </w:pPr>
+    </w:p>
+    <w:p>
+      <w:pPr>
+        <w:pStyle w:val="SHText"/>
         <w:ind w:hanging="284"/>
       </w:pPr>
     </w:p>
@@ -455,54 +468,24 @@
           <w:bCs/>
         </w:rPr>
         <w:t>{{years}}</w:t>
-      </w:r>
+        <w:tab/>
+        <w:tab/>
+        <w:t>{{institution}}</w:t>
+      </w:r>
+    </w:p>
+    <w:p>
+      <w:pPr>
+        <w:pStyle w:val="SHText"/>
+        <w:ind w:hanging="284"/>
+      </w:pPr>
       <w:r>
         <w:rPr>
           <w:b/>
           <w:bCs/>
         </w:rPr>
         <w:tab/>
-      </w:r>
-      <w:r>
-        <w:rPr>
-          <w:b/>
-          <w:bCs/>
-        </w:rPr>
         <w:tab/>
-        <w:t>{{institution}}</w:t>
-      </w:r>
-    </w:p>
-    <w:p>
-      <w:pPr>
-        <w:pStyle w:val="SHText"/>
-        <w:ind w:hanging="284"/>
-      </w:pPr>
-      <w:r>
-        <w:rPr>
-          <w:b/>
-          <w:bCs/>
-        </w:rPr>
         <w:tab/>
-      </w:r>
-      <w:r>
-        <w:rPr>
-          <w:b/>
-          <w:bCs/>
-        </w:rPr>
-        <w:tab/>
-      </w:r>
-      <w:r>
-        <w:rPr>
-          <w:b/>
-          <w:bCs/>
-        </w:rPr>
-        <w:tab/>
-      </w:r>
-      <w:r>
-        <w:rPr>
-          <w:b/>
-          <w:bCs/>
-        </w:rPr>
         <w:tab/>
       </w:r>
       <w:r>
@@ -546,7 +529,7 @@
           <w:bCs/>
           <w:color w:val="147689" w:themeColor="accent3"/>
         </w:rPr>
-        <w:t>Professional Qualifications</w:t>
+        <w:t>Professional Qualifications &amp; Certificates &amp; Licenses</w:t>
       </w:r>
     </w:p>
     <w:p>
@@ -570,18 +553,10 @@
           <w:bCs/>
         </w:rPr>
         <w:t xml:space="preserve">{{QUAL_YEAR}} </w:t>
-      </w:r>
-      <w:r>
-        <w:rPr>
-          <w:b/>
-          <w:bCs/>
-        </w:rPr>
         <w:tab/>
       </w:r>
       <w:r>
         <w:tab/>
-      </w:r>
-      <w:r>
         <w:tab/>
         <w:t>{{QUAL_1}}</w:t>
       </w:r>
@@ -612,8 +587,6 @@
       </w:r>
       <w:r>
         <w:tab/>
-      </w:r>
-      <w:r>
         <w:tab/>
         <w:t>{{NATIONALITY}}</w:t>
       </w:r>
@@ -644,8 +617,6 @@
       </w:r>
       <w:r>
         <w:tab/>
-      </w:r>
-      <w:r>
         <w:tab/>
         <w:t>{{LANGUAGES}}</w:t>
       </w:r>
@@ -676,11 +647,7 @@
       </w:r>
       <w:r>
         <w:tab/>
-      </w:r>
-      <w:r>
         <w:tab/>
-      </w:r>
-      <w:r>
         <w:tab/>
         <w:t>{{INTERESTS}}</w:t>
       </w:r>
@@ -744,11 +711,11 @@
           <w:b/>
           <w:bCs/>
         </w:rPr>
-        <w:t>{{name}}, {{location}}</w:t>
+        <w:t xml:space="preserve">{{name}}, {{location}}</w:t>
       </w:r>
       <w:r>
         <w:tab/>
-        <w:t>{{dates}}</w:t>
+        <w:t xml:space="preserve">{{dates}}</w:t>
       </w:r>
     </w:p>
     <w:p>
@@ -769,11 +736,9 @@
         <w:pStyle w:val="SHTextRight"/>
       </w:pPr>
       <w:r>
-        <w:t>{{role}}, {{function}}</w:t>
-      </w:r>
-      <w:r>
+        <w:t xml:space="preserve">{{role}}, {{function}}</w:t>
         <w:tab/>
-        <w:t>{{#role_dates}}{{role_dates}}{{/role_dates}}</w:t>
+        <w:t xml:space="preserve">{{#role_dates}}{{role_dates}}{{/role_dates}}</w:t>
       </w:r>
     </w:p>
     <w:p>
@@ -845,7 +810,6 @@
           <w:b/>
           <w:i/>
         </w:rPr>
-        <w:lastRenderedPageBreak/>
         <w:t>Appendix - Deal list</w:t>
       </w:r>
     </w:p>
@@ -854,7 +818,7 @@
         <w:pStyle w:val="SHBullets"/>
       </w:pPr>
       <w:r>
-        <w:t>ADD TEXT</w:t>
+        <w:t>20+ years of investment banking experience focusing on cross-border M&amp;A</w:t>
       </w:r>
     </w:p>
     <w:p>
@@ -862,26 +826,26 @@
         <w:pStyle w:val="SHBullets"/>
       </w:pPr>
       <w:r>
-        <w:t>ADD TEXT</w:t>
+        <w:t>Recent transactions (since 2010) include:</w:t>
       </w:r>
     </w:p>
     <w:p/>
     <w:tbl>
       <w:tblPr>
         <w:tblStyle w:val="TableGrid"/>
-        <w:tblW w:w="0" w:type="auto"/>
-        <w:tblLook w:val="04A0" w:firstRow="1" w:lastRow="0" w:firstColumn="1" w:lastColumn="0" w:noHBand="0" w:noVBand="1"/>
+        <w:tblW w:type="auto" w:w="0"/>
+        <w:tblLook w:firstColumn="1" w:firstRow="1" w:lastColumn="0" w:lastRow="0" w:noHBand="0" w:noVBand="1" w:val="04A0"/>
       </w:tblPr>
       <w:tblGrid>
-        <w:gridCol w:w="936"/>
-        <w:gridCol w:w="2166"/>
-        <w:gridCol w:w="1401"/>
-        <w:gridCol w:w="4513"/>
+        <w:gridCol w:w="2256"/>
+        <w:gridCol w:w="2256"/>
+        <w:gridCol w:w="2256"/>
+        <w:gridCol w:w="2256"/>
       </w:tblGrid>
       <w:tr>
         <w:tc>
           <w:tcPr>
-            <w:tcW w:w="1020" w:type="dxa"/>
+            <w:tcW w:type="dxa" w:w="1020"/>
           </w:tcPr>
           <w:p>
             <w:r>
@@ -894,7 +858,7 @@
         </w:tc>
         <w:tc>
           <w:tcPr>
-            <w:tcW w:w="2438" w:type="dxa"/>
+            <w:tcW w:type="dxa" w:w="2438"/>
           </w:tcPr>
           <w:p>
             <w:r>
@@ -907,7 +871,7 @@
         </w:tc>
         <w:tc>
           <w:tcPr>
-            <w:tcW w:w="1644" w:type="dxa"/>
+            <w:tcW w:type="dxa" w:w="1644"/>
           </w:tcPr>
           <w:p>
             <w:r>
@@ -920,7 +884,7 @@
         </w:tc>
         <w:tc>
           <w:tcPr>
-            <w:tcW w:w="5499" w:type="dxa"/>
+            <w:tcW w:type="dxa" w:w="5499"/>
           </w:tcPr>
           <w:p>
             <w:r>
@@ -935,915 +899,1194 @@
       <w:tr>
         <w:tc>
           <w:tcPr>
-            <w:tcW w:w="1020" w:type="dxa"/>
-          </w:tcPr>
-          <w:p/>
-        </w:tc>
-        <w:tc>
-          <w:tcPr>
-            <w:tcW w:w="2438" w:type="dxa"/>
-          </w:tcPr>
-          <w:p/>
-        </w:tc>
-        <w:tc>
-          <w:tcPr>
-            <w:tcW w:w="1644" w:type="dxa"/>
-          </w:tcPr>
-          <w:p/>
-        </w:tc>
-        <w:tc>
-          <w:tcPr>
-            <w:tcW w:w="5499" w:type="dxa"/>
-          </w:tcPr>
-          <w:p/>
+            <w:tcW w:type="dxa" w:w="1020"/>
+          </w:tcPr>
+          <w:p>
+            <w:r/>
+          </w:p>
+        </w:tc>
+        <w:tc>
+          <w:tcPr>
+            <w:tcW w:type="dxa" w:w="2438"/>
+          </w:tcPr>
+          <w:p>
+            <w:r/>
+          </w:p>
+        </w:tc>
+        <w:tc>
+          <w:tcPr>
+            <w:tcW w:type="dxa" w:w="1644"/>
+          </w:tcPr>
+          <w:p>
+            <w:r/>
+          </w:p>
+        </w:tc>
+        <w:tc>
+          <w:tcPr>
+            <w:tcW w:type="dxa" w:w="5499"/>
+          </w:tcPr>
+          <w:p>
+            <w:r/>
+          </w:p>
         </w:tc>
       </w:tr>
       <w:tr>
         <w:tc>
           <w:tcPr>
-            <w:tcW w:w="1020" w:type="dxa"/>
-          </w:tcPr>
-          <w:p/>
-        </w:tc>
-        <w:tc>
-          <w:tcPr>
-            <w:tcW w:w="2438" w:type="dxa"/>
-          </w:tcPr>
-          <w:p/>
-        </w:tc>
-        <w:tc>
-          <w:tcPr>
-            <w:tcW w:w="1644" w:type="dxa"/>
-          </w:tcPr>
-          <w:p/>
-        </w:tc>
-        <w:tc>
-          <w:tcPr>
-            <w:tcW w:w="5499" w:type="dxa"/>
-          </w:tcPr>
-          <w:p/>
+            <w:tcW w:type="dxa" w:w="1020"/>
+          </w:tcPr>
+          <w:p>
+            <w:r/>
+          </w:p>
+        </w:tc>
+        <w:tc>
+          <w:tcPr>
+            <w:tcW w:type="dxa" w:w="2438"/>
+          </w:tcPr>
+          <w:p>
+            <w:r/>
+          </w:p>
+        </w:tc>
+        <w:tc>
+          <w:tcPr>
+            <w:tcW w:type="dxa" w:w="1644"/>
+          </w:tcPr>
+          <w:p>
+            <w:r/>
+          </w:p>
+        </w:tc>
+        <w:tc>
+          <w:tcPr>
+            <w:tcW w:type="dxa" w:w="5499"/>
+          </w:tcPr>
+          <w:p>
+            <w:r/>
+          </w:p>
         </w:tc>
       </w:tr>
       <w:tr>
         <w:tc>
           <w:tcPr>
-            <w:tcW w:w="1020" w:type="dxa"/>
-          </w:tcPr>
-          <w:p/>
-        </w:tc>
-        <w:tc>
-          <w:tcPr>
-            <w:tcW w:w="2438" w:type="dxa"/>
-          </w:tcPr>
-          <w:p/>
-        </w:tc>
-        <w:tc>
-          <w:tcPr>
-            <w:tcW w:w="1644" w:type="dxa"/>
-          </w:tcPr>
-          <w:p/>
-        </w:tc>
-        <w:tc>
-          <w:tcPr>
-            <w:tcW w:w="5499" w:type="dxa"/>
-          </w:tcPr>
-          <w:p/>
+            <w:tcW w:type="dxa" w:w="1020"/>
+          </w:tcPr>
+          <w:p>
+            <w:r/>
+          </w:p>
+        </w:tc>
+        <w:tc>
+          <w:tcPr>
+            <w:tcW w:type="dxa" w:w="2438"/>
+          </w:tcPr>
+          <w:p>
+            <w:r/>
+          </w:p>
+        </w:tc>
+        <w:tc>
+          <w:tcPr>
+            <w:tcW w:type="dxa" w:w="1644"/>
+          </w:tcPr>
+          <w:p>
+            <w:r/>
+          </w:p>
+        </w:tc>
+        <w:tc>
+          <w:tcPr>
+            <w:tcW w:type="dxa" w:w="5499"/>
+          </w:tcPr>
+          <w:p>
+            <w:r/>
+          </w:p>
         </w:tc>
       </w:tr>
       <w:tr>
         <w:tc>
           <w:tcPr>
-            <w:tcW w:w="1020" w:type="dxa"/>
-          </w:tcPr>
-          <w:p/>
-        </w:tc>
-        <w:tc>
-          <w:tcPr>
-            <w:tcW w:w="2438" w:type="dxa"/>
-          </w:tcPr>
-          <w:p/>
-        </w:tc>
-        <w:tc>
-          <w:tcPr>
-            <w:tcW w:w="1644" w:type="dxa"/>
-          </w:tcPr>
-          <w:p/>
-        </w:tc>
-        <w:tc>
-          <w:tcPr>
-            <w:tcW w:w="5499" w:type="dxa"/>
-          </w:tcPr>
-          <w:p/>
+            <w:tcW w:type="dxa" w:w="1020"/>
+          </w:tcPr>
+          <w:p>
+            <w:r/>
+          </w:p>
+        </w:tc>
+        <w:tc>
+          <w:tcPr>
+            <w:tcW w:type="dxa" w:w="2438"/>
+          </w:tcPr>
+          <w:p>
+            <w:r/>
+          </w:p>
+        </w:tc>
+        <w:tc>
+          <w:tcPr>
+            <w:tcW w:type="dxa" w:w="1644"/>
+          </w:tcPr>
+          <w:p>
+            <w:r/>
+          </w:p>
+        </w:tc>
+        <w:tc>
+          <w:tcPr>
+            <w:tcW w:type="dxa" w:w="5499"/>
+          </w:tcPr>
+          <w:p>
+            <w:r/>
+          </w:p>
         </w:tc>
       </w:tr>
       <w:tr>
         <w:tc>
           <w:tcPr>
-            <w:tcW w:w="1020" w:type="dxa"/>
-          </w:tcPr>
-          <w:p/>
-        </w:tc>
-        <w:tc>
-          <w:tcPr>
-            <w:tcW w:w="2438" w:type="dxa"/>
-          </w:tcPr>
-          <w:p/>
-        </w:tc>
-        <w:tc>
-          <w:tcPr>
-            <w:tcW w:w="1644" w:type="dxa"/>
-          </w:tcPr>
-          <w:p/>
-        </w:tc>
-        <w:tc>
-          <w:tcPr>
-            <w:tcW w:w="5499" w:type="dxa"/>
-          </w:tcPr>
-          <w:p/>
+            <w:tcW w:type="dxa" w:w="1020"/>
+          </w:tcPr>
+          <w:p>
+            <w:r/>
+          </w:p>
+        </w:tc>
+        <w:tc>
+          <w:tcPr>
+            <w:tcW w:type="dxa" w:w="2438"/>
+          </w:tcPr>
+          <w:p>
+            <w:r/>
+          </w:p>
+        </w:tc>
+        <w:tc>
+          <w:tcPr>
+            <w:tcW w:type="dxa" w:w="1644"/>
+          </w:tcPr>
+          <w:p>
+            <w:r/>
+          </w:p>
+        </w:tc>
+        <w:tc>
+          <w:tcPr>
+            <w:tcW w:type="dxa" w:w="5499"/>
+          </w:tcPr>
+          <w:p>
+            <w:r/>
+          </w:p>
         </w:tc>
       </w:tr>
       <w:tr>
         <w:tc>
           <w:tcPr>
-            <w:tcW w:w="1020" w:type="dxa"/>
-          </w:tcPr>
-          <w:p/>
-        </w:tc>
-        <w:tc>
-          <w:tcPr>
-            <w:tcW w:w="2438" w:type="dxa"/>
-          </w:tcPr>
-          <w:p/>
-        </w:tc>
-        <w:tc>
-          <w:tcPr>
-            <w:tcW w:w="1644" w:type="dxa"/>
-          </w:tcPr>
-          <w:p/>
-        </w:tc>
-        <w:tc>
-          <w:tcPr>
-            <w:tcW w:w="5499" w:type="dxa"/>
-          </w:tcPr>
-          <w:p/>
+            <w:tcW w:type="dxa" w:w="1020"/>
+          </w:tcPr>
+          <w:p>
+            <w:r/>
+          </w:p>
+        </w:tc>
+        <w:tc>
+          <w:tcPr>
+            <w:tcW w:type="dxa" w:w="2438"/>
+          </w:tcPr>
+          <w:p>
+            <w:r/>
+          </w:p>
+        </w:tc>
+        <w:tc>
+          <w:tcPr>
+            <w:tcW w:type="dxa" w:w="1644"/>
+          </w:tcPr>
+          <w:p>
+            <w:r/>
+          </w:p>
+        </w:tc>
+        <w:tc>
+          <w:tcPr>
+            <w:tcW w:type="dxa" w:w="5499"/>
+          </w:tcPr>
+          <w:p>
+            <w:r/>
+          </w:p>
         </w:tc>
       </w:tr>
       <w:tr>
         <w:tc>
           <w:tcPr>
-            <w:tcW w:w="1020" w:type="dxa"/>
-          </w:tcPr>
-          <w:p/>
-        </w:tc>
-        <w:tc>
-          <w:tcPr>
-            <w:tcW w:w="2438" w:type="dxa"/>
-          </w:tcPr>
-          <w:p/>
-        </w:tc>
-        <w:tc>
-          <w:tcPr>
-            <w:tcW w:w="1644" w:type="dxa"/>
-          </w:tcPr>
-          <w:p/>
-        </w:tc>
-        <w:tc>
-          <w:tcPr>
-            <w:tcW w:w="5499" w:type="dxa"/>
-          </w:tcPr>
-          <w:p/>
+            <w:tcW w:type="dxa" w:w="1020"/>
+          </w:tcPr>
+          <w:p>
+            <w:r/>
+          </w:p>
+        </w:tc>
+        <w:tc>
+          <w:tcPr>
+            <w:tcW w:type="dxa" w:w="2438"/>
+          </w:tcPr>
+          <w:p>
+            <w:r/>
+          </w:p>
+        </w:tc>
+        <w:tc>
+          <w:tcPr>
+            <w:tcW w:type="dxa" w:w="1644"/>
+          </w:tcPr>
+          <w:p>
+            <w:r/>
+          </w:p>
+        </w:tc>
+        <w:tc>
+          <w:tcPr>
+            <w:tcW w:type="dxa" w:w="5499"/>
+          </w:tcPr>
+          <w:p>
+            <w:r/>
+          </w:p>
         </w:tc>
       </w:tr>
       <w:tr>
         <w:tc>
           <w:tcPr>
-            <w:tcW w:w="1020" w:type="dxa"/>
-          </w:tcPr>
-          <w:p/>
-        </w:tc>
-        <w:tc>
-          <w:tcPr>
-            <w:tcW w:w="2438" w:type="dxa"/>
-          </w:tcPr>
-          <w:p/>
-        </w:tc>
-        <w:tc>
-          <w:tcPr>
-            <w:tcW w:w="1644" w:type="dxa"/>
-          </w:tcPr>
-          <w:p/>
-        </w:tc>
-        <w:tc>
-          <w:tcPr>
-            <w:tcW w:w="5499" w:type="dxa"/>
-          </w:tcPr>
-          <w:p/>
+            <w:tcW w:type="dxa" w:w="1020"/>
+          </w:tcPr>
+          <w:p>
+            <w:r/>
+          </w:p>
+        </w:tc>
+        <w:tc>
+          <w:tcPr>
+            <w:tcW w:type="dxa" w:w="2438"/>
+          </w:tcPr>
+          <w:p>
+            <w:r/>
+          </w:p>
+        </w:tc>
+        <w:tc>
+          <w:tcPr>
+            <w:tcW w:type="dxa" w:w="1644"/>
+          </w:tcPr>
+          <w:p>
+            <w:r/>
+          </w:p>
+        </w:tc>
+        <w:tc>
+          <w:tcPr>
+            <w:tcW w:type="dxa" w:w="5499"/>
+          </w:tcPr>
+          <w:p>
+            <w:r/>
+          </w:p>
         </w:tc>
       </w:tr>
       <w:tr>
         <w:tc>
           <w:tcPr>
-            <w:tcW w:w="1020" w:type="dxa"/>
-          </w:tcPr>
-          <w:p/>
-        </w:tc>
-        <w:tc>
-          <w:tcPr>
-            <w:tcW w:w="2438" w:type="dxa"/>
-          </w:tcPr>
-          <w:p/>
-        </w:tc>
-        <w:tc>
-          <w:tcPr>
-            <w:tcW w:w="1644" w:type="dxa"/>
-          </w:tcPr>
-          <w:p/>
-        </w:tc>
-        <w:tc>
-          <w:tcPr>
-            <w:tcW w:w="5499" w:type="dxa"/>
-          </w:tcPr>
-          <w:p/>
+            <w:tcW w:type="dxa" w:w="1020"/>
+          </w:tcPr>
+          <w:p>
+            <w:r/>
+          </w:p>
+        </w:tc>
+        <w:tc>
+          <w:tcPr>
+            <w:tcW w:type="dxa" w:w="2438"/>
+          </w:tcPr>
+          <w:p>
+            <w:r/>
+          </w:p>
+        </w:tc>
+        <w:tc>
+          <w:tcPr>
+            <w:tcW w:type="dxa" w:w="1644"/>
+          </w:tcPr>
+          <w:p>
+            <w:r/>
+          </w:p>
+        </w:tc>
+        <w:tc>
+          <w:tcPr>
+            <w:tcW w:type="dxa" w:w="5499"/>
+          </w:tcPr>
+          <w:p>
+            <w:r/>
+          </w:p>
         </w:tc>
       </w:tr>
       <w:tr>
         <w:tc>
           <w:tcPr>
-            <w:tcW w:w="1020" w:type="dxa"/>
-          </w:tcPr>
-          <w:p/>
-        </w:tc>
-        <w:tc>
-          <w:tcPr>
-            <w:tcW w:w="2438" w:type="dxa"/>
-          </w:tcPr>
-          <w:p/>
-        </w:tc>
-        <w:tc>
-          <w:tcPr>
-            <w:tcW w:w="1644" w:type="dxa"/>
-          </w:tcPr>
-          <w:p/>
-        </w:tc>
-        <w:tc>
-          <w:tcPr>
-            <w:tcW w:w="5499" w:type="dxa"/>
-          </w:tcPr>
-          <w:p/>
+            <w:tcW w:type="dxa" w:w="1020"/>
+          </w:tcPr>
+          <w:p>
+            <w:r/>
+          </w:p>
+        </w:tc>
+        <w:tc>
+          <w:tcPr>
+            <w:tcW w:type="dxa" w:w="2438"/>
+          </w:tcPr>
+          <w:p>
+            <w:r/>
+          </w:p>
+        </w:tc>
+        <w:tc>
+          <w:tcPr>
+            <w:tcW w:type="dxa" w:w="1644"/>
+          </w:tcPr>
+          <w:p>
+            <w:r/>
+          </w:p>
+        </w:tc>
+        <w:tc>
+          <w:tcPr>
+            <w:tcW w:type="dxa" w:w="5499"/>
+          </w:tcPr>
+          <w:p>
+            <w:r/>
+          </w:p>
         </w:tc>
       </w:tr>
       <w:tr>
         <w:tc>
           <w:tcPr>
-            <w:tcW w:w="1020" w:type="dxa"/>
-          </w:tcPr>
-          <w:p/>
-        </w:tc>
-        <w:tc>
-          <w:tcPr>
-            <w:tcW w:w="2438" w:type="dxa"/>
-          </w:tcPr>
-          <w:p/>
-        </w:tc>
-        <w:tc>
-          <w:tcPr>
-            <w:tcW w:w="1644" w:type="dxa"/>
-          </w:tcPr>
-          <w:p/>
-        </w:tc>
-        <w:tc>
-          <w:tcPr>
-            <w:tcW w:w="5499" w:type="dxa"/>
-          </w:tcPr>
-          <w:p/>
+            <w:tcW w:type="dxa" w:w="1020"/>
+          </w:tcPr>
+          <w:p>
+            <w:r/>
+          </w:p>
+        </w:tc>
+        <w:tc>
+          <w:tcPr>
+            <w:tcW w:type="dxa" w:w="2438"/>
+          </w:tcPr>
+          <w:p>
+            <w:r/>
+          </w:p>
+        </w:tc>
+        <w:tc>
+          <w:tcPr>
+            <w:tcW w:type="dxa" w:w="1644"/>
+          </w:tcPr>
+          <w:p>
+            <w:r/>
+          </w:p>
+        </w:tc>
+        <w:tc>
+          <w:tcPr>
+            <w:tcW w:type="dxa" w:w="5499"/>
+          </w:tcPr>
+          <w:p>
+            <w:r/>
+          </w:p>
         </w:tc>
       </w:tr>
       <w:tr>
         <w:tc>
           <w:tcPr>
-            <w:tcW w:w="1020" w:type="dxa"/>
-          </w:tcPr>
-          <w:p/>
-        </w:tc>
-        <w:tc>
-          <w:tcPr>
-            <w:tcW w:w="2438" w:type="dxa"/>
-          </w:tcPr>
-          <w:p/>
-        </w:tc>
-        <w:tc>
-          <w:tcPr>
-            <w:tcW w:w="1644" w:type="dxa"/>
-          </w:tcPr>
-          <w:p/>
-        </w:tc>
-        <w:tc>
-          <w:tcPr>
-            <w:tcW w:w="5499" w:type="dxa"/>
-          </w:tcPr>
-          <w:p/>
+            <w:tcW w:type="dxa" w:w="1020"/>
+          </w:tcPr>
+          <w:p>
+            <w:r/>
+          </w:p>
+        </w:tc>
+        <w:tc>
+          <w:tcPr>
+            <w:tcW w:type="dxa" w:w="2438"/>
+          </w:tcPr>
+          <w:p>
+            <w:r/>
+          </w:p>
+        </w:tc>
+        <w:tc>
+          <w:tcPr>
+            <w:tcW w:type="dxa" w:w="1644"/>
+          </w:tcPr>
+          <w:p>
+            <w:r/>
+          </w:p>
+        </w:tc>
+        <w:tc>
+          <w:tcPr>
+            <w:tcW w:type="dxa" w:w="5499"/>
+          </w:tcPr>
+          <w:p>
+            <w:r/>
+          </w:p>
         </w:tc>
       </w:tr>
       <w:tr>
         <w:tc>
           <w:tcPr>
-            <w:tcW w:w="1020" w:type="dxa"/>
-          </w:tcPr>
-          <w:p/>
-        </w:tc>
-        <w:tc>
-          <w:tcPr>
-            <w:tcW w:w="2438" w:type="dxa"/>
-          </w:tcPr>
-          <w:p/>
-        </w:tc>
-        <w:tc>
-          <w:tcPr>
-            <w:tcW w:w="1644" w:type="dxa"/>
-          </w:tcPr>
-          <w:p/>
-        </w:tc>
-        <w:tc>
-          <w:tcPr>
-            <w:tcW w:w="5499" w:type="dxa"/>
-          </w:tcPr>
-          <w:p/>
+            <w:tcW w:type="dxa" w:w="1020"/>
+          </w:tcPr>
+          <w:p>
+            <w:r/>
+          </w:p>
+        </w:tc>
+        <w:tc>
+          <w:tcPr>
+            <w:tcW w:type="dxa" w:w="2438"/>
+          </w:tcPr>
+          <w:p>
+            <w:r/>
+          </w:p>
+        </w:tc>
+        <w:tc>
+          <w:tcPr>
+            <w:tcW w:type="dxa" w:w="1644"/>
+          </w:tcPr>
+          <w:p>
+            <w:r/>
+          </w:p>
+        </w:tc>
+        <w:tc>
+          <w:tcPr>
+            <w:tcW w:type="dxa" w:w="5499"/>
+          </w:tcPr>
+          <w:p>
+            <w:r/>
+          </w:p>
         </w:tc>
       </w:tr>
       <w:tr>
         <w:tc>
           <w:tcPr>
-            <w:tcW w:w="1020" w:type="dxa"/>
-          </w:tcPr>
-          <w:p/>
-        </w:tc>
-        <w:tc>
-          <w:tcPr>
-            <w:tcW w:w="2438" w:type="dxa"/>
-          </w:tcPr>
-          <w:p/>
-        </w:tc>
-        <w:tc>
-          <w:tcPr>
-            <w:tcW w:w="1644" w:type="dxa"/>
-          </w:tcPr>
-          <w:p/>
-        </w:tc>
-        <w:tc>
-          <w:tcPr>
-            <w:tcW w:w="5499" w:type="dxa"/>
-          </w:tcPr>
-          <w:p/>
+            <w:tcW w:type="dxa" w:w="1020"/>
+          </w:tcPr>
+          <w:p>
+            <w:r/>
+          </w:p>
+        </w:tc>
+        <w:tc>
+          <w:tcPr>
+            <w:tcW w:type="dxa" w:w="2438"/>
+          </w:tcPr>
+          <w:p>
+            <w:r/>
+          </w:p>
+        </w:tc>
+        <w:tc>
+          <w:tcPr>
+            <w:tcW w:type="dxa" w:w="1644"/>
+          </w:tcPr>
+          <w:p>
+            <w:r/>
+          </w:p>
+        </w:tc>
+        <w:tc>
+          <w:tcPr>
+            <w:tcW w:type="dxa" w:w="5499"/>
+          </w:tcPr>
+          <w:p>
+            <w:r/>
+          </w:p>
         </w:tc>
       </w:tr>
       <w:tr>
         <w:tc>
           <w:tcPr>
-            <w:tcW w:w="1020" w:type="dxa"/>
-          </w:tcPr>
-          <w:p/>
-        </w:tc>
-        <w:tc>
-          <w:tcPr>
-            <w:tcW w:w="2438" w:type="dxa"/>
-          </w:tcPr>
-          <w:p/>
-        </w:tc>
-        <w:tc>
-          <w:tcPr>
-            <w:tcW w:w="1644" w:type="dxa"/>
-          </w:tcPr>
-          <w:p/>
-        </w:tc>
-        <w:tc>
-          <w:tcPr>
-            <w:tcW w:w="5499" w:type="dxa"/>
-          </w:tcPr>
-          <w:p/>
+            <w:tcW w:type="dxa" w:w="1020"/>
+          </w:tcPr>
+          <w:p>
+            <w:r/>
+          </w:p>
+        </w:tc>
+        <w:tc>
+          <w:tcPr>
+            <w:tcW w:type="dxa" w:w="2438"/>
+          </w:tcPr>
+          <w:p>
+            <w:r/>
+          </w:p>
+        </w:tc>
+        <w:tc>
+          <w:tcPr>
+            <w:tcW w:type="dxa" w:w="1644"/>
+          </w:tcPr>
+          <w:p>
+            <w:r/>
+          </w:p>
+        </w:tc>
+        <w:tc>
+          <w:tcPr>
+            <w:tcW w:type="dxa" w:w="5499"/>
+          </w:tcPr>
+          <w:p>
+            <w:r/>
+          </w:p>
         </w:tc>
       </w:tr>
       <w:tr>
         <w:tc>
           <w:tcPr>
-            <w:tcW w:w="1020" w:type="dxa"/>
-          </w:tcPr>
-          <w:p/>
-        </w:tc>
-        <w:tc>
-          <w:tcPr>
-            <w:tcW w:w="2438" w:type="dxa"/>
-          </w:tcPr>
-          <w:p/>
-        </w:tc>
-        <w:tc>
-          <w:tcPr>
-            <w:tcW w:w="1644" w:type="dxa"/>
-          </w:tcPr>
-          <w:p/>
-        </w:tc>
-        <w:tc>
-          <w:tcPr>
-            <w:tcW w:w="5499" w:type="dxa"/>
-          </w:tcPr>
-          <w:p/>
+            <w:tcW w:type="dxa" w:w="1020"/>
+          </w:tcPr>
+          <w:p>
+            <w:r/>
+          </w:p>
+        </w:tc>
+        <w:tc>
+          <w:tcPr>
+            <w:tcW w:type="dxa" w:w="2438"/>
+          </w:tcPr>
+          <w:p>
+            <w:r/>
+          </w:p>
+        </w:tc>
+        <w:tc>
+          <w:tcPr>
+            <w:tcW w:type="dxa" w:w="1644"/>
+          </w:tcPr>
+          <w:p>
+            <w:r/>
+          </w:p>
+        </w:tc>
+        <w:tc>
+          <w:tcPr>
+            <w:tcW w:type="dxa" w:w="5499"/>
+          </w:tcPr>
+          <w:p>
+            <w:r/>
+          </w:p>
         </w:tc>
       </w:tr>
       <w:tr>
         <w:tc>
           <w:tcPr>
-            <w:tcW w:w="1020" w:type="dxa"/>
-          </w:tcPr>
-          <w:p/>
-        </w:tc>
-        <w:tc>
-          <w:tcPr>
-            <w:tcW w:w="2438" w:type="dxa"/>
-          </w:tcPr>
-          <w:p/>
-        </w:tc>
-        <w:tc>
-          <w:tcPr>
-            <w:tcW w:w="1644" w:type="dxa"/>
-          </w:tcPr>
-          <w:p/>
-        </w:tc>
-        <w:tc>
-          <w:tcPr>
-            <w:tcW w:w="5499" w:type="dxa"/>
-          </w:tcPr>
-          <w:p/>
+            <w:tcW w:type="dxa" w:w="1020"/>
+          </w:tcPr>
+          <w:p>
+            <w:r/>
+          </w:p>
+        </w:tc>
+        <w:tc>
+          <w:tcPr>
+            <w:tcW w:type="dxa" w:w="2438"/>
+          </w:tcPr>
+          <w:p>
+            <w:r/>
+          </w:p>
+        </w:tc>
+        <w:tc>
+          <w:tcPr>
+            <w:tcW w:type="dxa" w:w="1644"/>
+          </w:tcPr>
+          <w:p>
+            <w:r/>
+          </w:p>
+        </w:tc>
+        <w:tc>
+          <w:tcPr>
+            <w:tcW w:type="dxa" w:w="5499"/>
+          </w:tcPr>
+          <w:p>
+            <w:r/>
+          </w:p>
         </w:tc>
       </w:tr>
       <w:tr>
         <w:tc>
           <w:tcPr>
-            <w:tcW w:w="1020" w:type="dxa"/>
-          </w:tcPr>
-          <w:p/>
-        </w:tc>
-        <w:tc>
-          <w:tcPr>
-            <w:tcW w:w="2438" w:type="dxa"/>
-          </w:tcPr>
-          <w:p/>
-        </w:tc>
-        <w:tc>
-          <w:tcPr>
-            <w:tcW w:w="1644" w:type="dxa"/>
-          </w:tcPr>
-          <w:p/>
-        </w:tc>
-        <w:tc>
-          <w:tcPr>
-            <w:tcW w:w="5499" w:type="dxa"/>
-          </w:tcPr>
-          <w:p/>
+            <w:tcW w:type="dxa" w:w="1020"/>
+          </w:tcPr>
+          <w:p>
+            <w:r/>
+          </w:p>
+        </w:tc>
+        <w:tc>
+          <w:tcPr>
+            <w:tcW w:type="dxa" w:w="2438"/>
+          </w:tcPr>
+          <w:p>
+            <w:r/>
+          </w:p>
+        </w:tc>
+        <w:tc>
+          <w:tcPr>
+            <w:tcW w:type="dxa" w:w="1644"/>
+          </w:tcPr>
+          <w:p>
+            <w:r/>
+          </w:p>
+        </w:tc>
+        <w:tc>
+          <w:tcPr>
+            <w:tcW w:type="dxa" w:w="5499"/>
+          </w:tcPr>
+          <w:p>
+            <w:r/>
+          </w:p>
         </w:tc>
       </w:tr>
       <w:tr>
         <w:tc>
           <w:tcPr>
-            <w:tcW w:w="1020" w:type="dxa"/>
-          </w:tcPr>
-          <w:p/>
-        </w:tc>
-        <w:tc>
-          <w:tcPr>
-            <w:tcW w:w="2438" w:type="dxa"/>
-          </w:tcPr>
-          <w:p/>
-        </w:tc>
-        <w:tc>
-          <w:tcPr>
-            <w:tcW w:w="1644" w:type="dxa"/>
-          </w:tcPr>
-          <w:p/>
-        </w:tc>
-        <w:tc>
-          <w:tcPr>
-            <w:tcW w:w="5499" w:type="dxa"/>
-          </w:tcPr>
-          <w:p/>
+            <w:tcW w:type="dxa" w:w="1020"/>
+          </w:tcPr>
+          <w:p>
+            <w:r/>
+          </w:p>
+        </w:tc>
+        <w:tc>
+          <w:tcPr>
+            <w:tcW w:type="dxa" w:w="2438"/>
+          </w:tcPr>
+          <w:p>
+            <w:r/>
+          </w:p>
+        </w:tc>
+        <w:tc>
+          <w:tcPr>
+            <w:tcW w:type="dxa" w:w="1644"/>
+          </w:tcPr>
+          <w:p>
+            <w:r/>
+          </w:p>
+        </w:tc>
+        <w:tc>
+          <w:tcPr>
+            <w:tcW w:type="dxa" w:w="5499"/>
+          </w:tcPr>
+          <w:p>
+            <w:r/>
+          </w:p>
         </w:tc>
       </w:tr>
       <w:tr>
         <w:tc>
           <w:tcPr>
-            <w:tcW w:w="1020" w:type="dxa"/>
-          </w:tcPr>
-          <w:p/>
-        </w:tc>
-        <w:tc>
-          <w:tcPr>
-            <w:tcW w:w="2438" w:type="dxa"/>
-          </w:tcPr>
-          <w:p/>
-        </w:tc>
-        <w:tc>
-          <w:tcPr>
-            <w:tcW w:w="1644" w:type="dxa"/>
-          </w:tcPr>
-          <w:p/>
-        </w:tc>
-        <w:tc>
-          <w:tcPr>
-            <w:tcW w:w="5499" w:type="dxa"/>
-          </w:tcPr>
-          <w:p/>
+            <w:tcW w:type="dxa" w:w="1020"/>
+          </w:tcPr>
+          <w:p>
+            <w:r/>
+          </w:p>
+        </w:tc>
+        <w:tc>
+          <w:tcPr>
+            <w:tcW w:type="dxa" w:w="2438"/>
+          </w:tcPr>
+          <w:p>
+            <w:r/>
+          </w:p>
+        </w:tc>
+        <w:tc>
+          <w:tcPr>
+            <w:tcW w:type="dxa" w:w="1644"/>
+          </w:tcPr>
+          <w:p>
+            <w:r/>
+          </w:p>
+        </w:tc>
+        <w:tc>
+          <w:tcPr>
+            <w:tcW w:type="dxa" w:w="5499"/>
+          </w:tcPr>
+          <w:p>
+            <w:r/>
+          </w:p>
         </w:tc>
       </w:tr>
       <w:tr>
         <w:tc>
           <w:tcPr>
-            <w:tcW w:w="1020" w:type="dxa"/>
-          </w:tcPr>
-          <w:p/>
-        </w:tc>
-        <w:tc>
-          <w:tcPr>
-            <w:tcW w:w="2438" w:type="dxa"/>
-          </w:tcPr>
-          <w:p/>
-        </w:tc>
-        <w:tc>
-          <w:tcPr>
-            <w:tcW w:w="1644" w:type="dxa"/>
-          </w:tcPr>
-          <w:p/>
-        </w:tc>
-        <w:tc>
-          <w:tcPr>
-            <w:tcW w:w="5499" w:type="dxa"/>
-          </w:tcPr>
-          <w:p/>
+            <w:tcW w:type="dxa" w:w="1020"/>
+          </w:tcPr>
+          <w:p>
+            <w:r/>
+          </w:p>
+        </w:tc>
+        <w:tc>
+          <w:tcPr>
+            <w:tcW w:type="dxa" w:w="2438"/>
+          </w:tcPr>
+          <w:p>
+            <w:r/>
+          </w:p>
+        </w:tc>
+        <w:tc>
+          <w:tcPr>
+            <w:tcW w:type="dxa" w:w="1644"/>
+          </w:tcPr>
+          <w:p>
+            <w:r/>
+          </w:p>
+        </w:tc>
+        <w:tc>
+          <w:tcPr>
+            <w:tcW w:type="dxa" w:w="5499"/>
+          </w:tcPr>
+          <w:p>
+            <w:r/>
+          </w:p>
         </w:tc>
       </w:tr>
       <w:tr>
         <w:tc>
           <w:tcPr>
-            <w:tcW w:w="1020" w:type="dxa"/>
-          </w:tcPr>
-          <w:p/>
-        </w:tc>
-        <w:tc>
-          <w:tcPr>
-            <w:tcW w:w="2438" w:type="dxa"/>
-          </w:tcPr>
-          <w:p/>
-        </w:tc>
-        <w:tc>
-          <w:tcPr>
-            <w:tcW w:w="1644" w:type="dxa"/>
-          </w:tcPr>
-          <w:p/>
-        </w:tc>
-        <w:tc>
-          <w:tcPr>
-            <w:tcW w:w="5499" w:type="dxa"/>
-          </w:tcPr>
-          <w:p/>
+            <w:tcW w:type="dxa" w:w="1020"/>
+          </w:tcPr>
+          <w:p>
+            <w:r/>
+          </w:p>
+        </w:tc>
+        <w:tc>
+          <w:tcPr>
+            <w:tcW w:type="dxa" w:w="2438"/>
+          </w:tcPr>
+          <w:p>
+            <w:r/>
+          </w:p>
+        </w:tc>
+        <w:tc>
+          <w:tcPr>
+            <w:tcW w:type="dxa" w:w="1644"/>
+          </w:tcPr>
+          <w:p>
+            <w:r/>
+          </w:p>
+        </w:tc>
+        <w:tc>
+          <w:tcPr>
+            <w:tcW w:type="dxa" w:w="5499"/>
+          </w:tcPr>
+          <w:p>
+            <w:r/>
+          </w:p>
         </w:tc>
       </w:tr>
       <w:tr>
         <w:tc>
           <w:tcPr>
-            <w:tcW w:w="1020" w:type="dxa"/>
-          </w:tcPr>
-          <w:p/>
-        </w:tc>
-        <w:tc>
-          <w:tcPr>
-            <w:tcW w:w="2438" w:type="dxa"/>
-          </w:tcPr>
-          <w:p/>
-        </w:tc>
-        <w:tc>
-          <w:tcPr>
-            <w:tcW w:w="1644" w:type="dxa"/>
-          </w:tcPr>
-          <w:p/>
-        </w:tc>
-        <w:tc>
-          <w:tcPr>
-            <w:tcW w:w="5499" w:type="dxa"/>
-          </w:tcPr>
-          <w:p/>
+            <w:tcW w:type="dxa" w:w="1020"/>
+          </w:tcPr>
+          <w:p>
+            <w:r/>
+          </w:p>
+        </w:tc>
+        <w:tc>
+          <w:tcPr>
+            <w:tcW w:type="dxa" w:w="2438"/>
+          </w:tcPr>
+          <w:p>
+            <w:r/>
+          </w:p>
+        </w:tc>
+        <w:tc>
+          <w:tcPr>
+            <w:tcW w:type="dxa" w:w="1644"/>
+          </w:tcPr>
+          <w:p>
+            <w:r/>
+          </w:p>
+        </w:tc>
+        <w:tc>
+          <w:tcPr>
+            <w:tcW w:type="dxa" w:w="5499"/>
+          </w:tcPr>
+          <w:p>
+            <w:r/>
+          </w:p>
         </w:tc>
       </w:tr>
       <w:tr>
         <w:tc>
           <w:tcPr>
-            <w:tcW w:w="1020" w:type="dxa"/>
-          </w:tcPr>
-          <w:p/>
-        </w:tc>
-        <w:tc>
-          <w:tcPr>
-            <w:tcW w:w="2438" w:type="dxa"/>
-          </w:tcPr>
-          <w:p/>
-        </w:tc>
-        <w:tc>
-          <w:tcPr>
-            <w:tcW w:w="1644" w:type="dxa"/>
-          </w:tcPr>
-          <w:p/>
-        </w:tc>
-        <w:tc>
-          <w:tcPr>
-            <w:tcW w:w="5499" w:type="dxa"/>
-          </w:tcPr>
-          <w:p/>
+            <w:tcW w:type="dxa" w:w="1020"/>
+          </w:tcPr>
+          <w:p>
+            <w:r/>
+          </w:p>
+        </w:tc>
+        <w:tc>
+          <w:tcPr>
+            <w:tcW w:type="dxa" w:w="2438"/>
+          </w:tcPr>
+          <w:p>
+            <w:r/>
+          </w:p>
+        </w:tc>
+        <w:tc>
+          <w:tcPr>
+            <w:tcW w:type="dxa" w:w="1644"/>
+          </w:tcPr>
+          <w:p>
+            <w:r/>
+          </w:p>
+        </w:tc>
+        <w:tc>
+          <w:tcPr>
+            <w:tcW w:type="dxa" w:w="5499"/>
+          </w:tcPr>
+          <w:p>
+            <w:r/>
+          </w:p>
         </w:tc>
       </w:tr>
       <w:tr>
         <w:tc>
           <w:tcPr>
-            <w:tcW w:w="1020" w:type="dxa"/>
-          </w:tcPr>
-          <w:p/>
-        </w:tc>
-        <w:tc>
-          <w:tcPr>
-            <w:tcW w:w="2438" w:type="dxa"/>
-          </w:tcPr>
-          <w:p/>
-        </w:tc>
-        <w:tc>
-          <w:tcPr>
-            <w:tcW w:w="1644" w:type="dxa"/>
-          </w:tcPr>
-          <w:p/>
-        </w:tc>
-        <w:tc>
-          <w:tcPr>
-            <w:tcW w:w="5499" w:type="dxa"/>
-          </w:tcPr>
-          <w:p/>
+            <w:tcW w:type="dxa" w:w="1020"/>
+          </w:tcPr>
+          <w:p>
+            <w:r/>
+          </w:p>
+        </w:tc>
+        <w:tc>
+          <w:tcPr>
+            <w:tcW w:type="dxa" w:w="2438"/>
+          </w:tcPr>
+          <w:p>
+            <w:r/>
+          </w:p>
+        </w:tc>
+        <w:tc>
+          <w:tcPr>
+            <w:tcW w:type="dxa" w:w="1644"/>
+          </w:tcPr>
+          <w:p>
+            <w:r/>
+          </w:p>
+        </w:tc>
+        <w:tc>
+          <w:tcPr>
+            <w:tcW w:type="dxa" w:w="5499"/>
+          </w:tcPr>
+          <w:p>
+            <w:r/>
+          </w:p>
         </w:tc>
       </w:tr>
       <w:tr>
         <w:tc>
           <w:tcPr>
-            <w:tcW w:w="1020" w:type="dxa"/>
-          </w:tcPr>
-          <w:p/>
-        </w:tc>
-        <w:tc>
-          <w:tcPr>
-            <w:tcW w:w="2438" w:type="dxa"/>
-          </w:tcPr>
-          <w:p/>
-        </w:tc>
-        <w:tc>
-          <w:tcPr>
-            <w:tcW w:w="1644" w:type="dxa"/>
-          </w:tcPr>
-          <w:p/>
-        </w:tc>
-        <w:tc>
-          <w:tcPr>
-            <w:tcW w:w="5499" w:type="dxa"/>
-          </w:tcPr>
-          <w:p/>
+            <w:tcW w:type="dxa" w:w="1020"/>
+          </w:tcPr>
+          <w:p>
+            <w:r/>
+          </w:p>
+        </w:tc>
+        <w:tc>
+          <w:tcPr>
+            <w:tcW w:type="dxa" w:w="2438"/>
+          </w:tcPr>
+          <w:p>
+            <w:r/>
+          </w:p>
+        </w:tc>
+        <w:tc>
+          <w:tcPr>
+            <w:tcW w:type="dxa" w:w="1644"/>
+          </w:tcPr>
+          <w:p>
+            <w:r/>
+          </w:p>
+        </w:tc>
+        <w:tc>
+          <w:tcPr>
+            <w:tcW w:type="dxa" w:w="5499"/>
+          </w:tcPr>
+          <w:p>
+            <w:r/>
+          </w:p>
         </w:tc>
       </w:tr>
       <w:tr>
         <w:tc>
           <w:tcPr>
-            <w:tcW w:w="1020" w:type="dxa"/>
-          </w:tcPr>
-          <w:p/>
-        </w:tc>
-        <w:tc>
-          <w:tcPr>
-            <w:tcW w:w="2438" w:type="dxa"/>
-          </w:tcPr>
-          <w:p/>
-        </w:tc>
-        <w:tc>
-          <w:tcPr>
-            <w:tcW w:w="1644" w:type="dxa"/>
-          </w:tcPr>
-          <w:p/>
-        </w:tc>
-        <w:tc>
-          <w:tcPr>
-            <w:tcW w:w="5499" w:type="dxa"/>
-          </w:tcPr>
-          <w:p/>
+            <w:tcW w:type="dxa" w:w="1020"/>
+          </w:tcPr>
+          <w:p>
+            <w:r/>
+          </w:p>
+        </w:tc>
+        <w:tc>
+          <w:tcPr>
+            <w:tcW w:type="dxa" w:w="2438"/>
+          </w:tcPr>
+          <w:p>
+            <w:r/>
+          </w:p>
+        </w:tc>
+        <w:tc>
+          <w:tcPr>
+            <w:tcW w:type="dxa" w:w="1644"/>
+          </w:tcPr>
+          <w:p>
+            <w:r/>
+          </w:p>
+        </w:tc>
+        <w:tc>
+          <w:tcPr>
+            <w:tcW w:type="dxa" w:w="5499"/>
+          </w:tcPr>
+          <w:p>
+            <w:r/>
+          </w:p>
         </w:tc>
       </w:tr>
       <w:tr>
         <w:tc>
           <w:tcPr>
-            <w:tcW w:w="1020" w:type="dxa"/>
-          </w:tcPr>
-          <w:p/>
-        </w:tc>
-        <w:tc>
-          <w:tcPr>
-            <w:tcW w:w="2438" w:type="dxa"/>
-          </w:tcPr>
-          <w:p/>
-        </w:tc>
-        <w:tc>
-          <w:tcPr>
-            <w:tcW w:w="1644" w:type="dxa"/>
-          </w:tcPr>
-          <w:p/>
-        </w:tc>
-        <w:tc>
-          <w:tcPr>
-            <w:tcW w:w="5499" w:type="dxa"/>
-          </w:tcPr>
-          <w:p/>
+            <w:tcW w:type="dxa" w:w="1020"/>
+          </w:tcPr>
+          <w:p>
+            <w:r/>
+          </w:p>
+        </w:tc>
+        <w:tc>
+          <w:tcPr>
+            <w:tcW w:type="dxa" w:w="2438"/>
+          </w:tcPr>
+          <w:p>
+            <w:r/>
+          </w:p>
+        </w:tc>
+        <w:tc>
+          <w:tcPr>
+            <w:tcW w:type="dxa" w:w="1644"/>
+          </w:tcPr>
+          <w:p>
+            <w:r/>
+          </w:p>
+        </w:tc>
+        <w:tc>
+          <w:tcPr>
+            <w:tcW w:type="dxa" w:w="5499"/>
+          </w:tcPr>
+          <w:p>
+            <w:r/>
+          </w:p>
         </w:tc>
       </w:tr>
       <w:tr>
         <w:tc>
           <w:tcPr>
-            <w:tcW w:w="1020" w:type="dxa"/>
-          </w:tcPr>
-          <w:p/>
-        </w:tc>
-        <w:tc>
-          <w:tcPr>
-            <w:tcW w:w="2438" w:type="dxa"/>
-          </w:tcPr>
-          <w:p/>
-        </w:tc>
-        <w:tc>
-          <w:tcPr>
-            <w:tcW w:w="1644" w:type="dxa"/>
-          </w:tcPr>
-          <w:p/>
-        </w:tc>
-        <w:tc>
-          <w:tcPr>
-            <w:tcW w:w="5499" w:type="dxa"/>
-          </w:tcPr>
-          <w:p/>
+            <w:tcW w:type="dxa" w:w="1020"/>
+          </w:tcPr>
+          <w:p>
+            <w:r/>
+          </w:p>
+        </w:tc>
+        <w:tc>
+          <w:tcPr>
+            <w:tcW w:type="dxa" w:w="2438"/>
+          </w:tcPr>
+          <w:p>
+            <w:r/>
+          </w:p>
+        </w:tc>
+        <w:tc>
+          <w:tcPr>
+            <w:tcW w:type="dxa" w:w="1644"/>
+          </w:tcPr>
+          <w:p>
+            <w:r/>
+          </w:p>
+        </w:tc>
+        <w:tc>
+          <w:tcPr>
+            <w:tcW w:type="dxa" w:w="5499"/>
+          </w:tcPr>
+          <w:p>
+            <w:r/>
+          </w:p>
         </w:tc>
       </w:tr>
       <w:tr>
         <w:tc>
           <w:tcPr>
-            <w:tcW w:w="1020" w:type="dxa"/>
-          </w:tcPr>
-          <w:p/>
-        </w:tc>
-        <w:tc>
-          <w:tcPr>
-            <w:tcW w:w="2438" w:type="dxa"/>
-          </w:tcPr>
-          <w:p/>
-        </w:tc>
-        <w:tc>
-          <w:tcPr>
-            <w:tcW w:w="1644" w:type="dxa"/>
-          </w:tcPr>
-          <w:p/>
-        </w:tc>
-        <w:tc>
-          <w:tcPr>
-            <w:tcW w:w="5499" w:type="dxa"/>
-          </w:tcPr>
-          <w:p/>
+            <w:tcW w:type="dxa" w:w="1020"/>
+          </w:tcPr>
+          <w:p>
+            <w:r/>
+          </w:p>
+        </w:tc>
+        <w:tc>
+          <w:tcPr>
+            <w:tcW w:type="dxa" w:w="2438"/>
+          </w:tcPr>
+          <w:p>
+            <w:r/>
+          </w:p>
+        </w:tc>
+        <w:tc>
+          <w:tcPr>
+            <w:tcW w:type="dxa" w:w="1644"/>
+          </w:tcPr>
+          <w:p>
+            <w:r/>
+          </w:p>
+        </w:tc>
+        <w:tc>
+          <w:tcPr>
+            <w:tcW w:type="dxa" w:w="5499"/>
+          </w:tcPr>
+          <w:p>
+            <w:r/>
+          </w:p>
         </w:tc>
       </w:tr>
       <w:tr>
         <w:tc>
           <w:tcPr>
-            <w:tcW w:w="1020" w:type="dxa"/>
-          </w:tcPr>
-          <w:p/>
-        </w:tc>
-        <w:tc>
-          <w:tcPr>
-            <w:tcW w:w="2438" w:type="dxa"/>
-          </w:tcPr>
-          <w:p/>
-        </w:tc>
-        <w:tc>
-          <w:tcPr>
-            <w:tcW w:w="1644" w:type="dxa"/>
-          </w:tcPr>
-          <w:p/>
-        </w:tc>
-        <w:tc>
-          <w:tcPr>
-            <w:tcW w:w="5499" w:type="dxa"/>
-          </w:tcPr>
-          <w:p/>
+            <w:tcW w:type="dxa" w:w="1020"/>
+          </w:tcPr>
+          <w:p>
+            <w:r/>
+          </w:p>
+        </w:tc>
+        <w:tc>
+          <w:tcPr>
+            <w:tcW w:type="dxa" w:w="2438"/>
+          </w:tcPr>
+          <w:p>
+            <w:r/>
+          </w:p>
+        </w:tc>
+        <w:tc>
+          <w:tcPr>
+            <w:tcW w:type="dxa" w:w="1644"/>
+          </w:tcPr>
+          <w:p>
+            <w:r/>
+          </w:p>
+        </w:tc>
+        <w:tc>
+          <w:tcPr>
+            <w:tcW w:type="dxa" w:w="5499"/>
+          </w:tcPr>
+          <w:p>
+            <w:r/>
+          </w:p>
         </w:tc>
       </w:tr>
       <w:tr>
         <w:tc>
           <w:tcPr>
-            <w:tcW w:w="1020" w:type="dxa"/>
-          </w:tcPr>
-          <w:p/>
-        </w:tc>
-        <w:tc>
-          <w:tcPr>
-            <w:tcW w:w="2438" w:type="dxa"/>
-          </w:tcPr>
-          <w:p/>
-        </w:tc>
-        <w:tc>
-          <w:tcPr>
-            <w:tcW w:w="1644" w:type="dxa"/>
-          </w:tcPr>
-          <w:p/>
-        </w:tc>
-        <w:tc>
-          <w:tcPr>
-            <w:tcW w:w="5499" w:type="dxa"/>
-          </w:tcPr>
-          <w:p/>
+            <w:tcW w:type="dxa" w:w="1020"/>
+          </w:tcPr>
+          <w:p>
+            <w:r/>
+          </w:p>
+        </w:tc>
+        <w:tc>
+          <w:tcPr>
+            <w:tcW w:type="dxa" w:w="2438"/>
+          </w:tcPr>
+          <w:p>
+            <w:r/>
+          </w:p>
+        </w:tc>
+        <w:tc>
+          <w:tcPr>
+            <w:tcW w:type="dxa" w:w="1644"/>
+          </w:tcPr>
+          <w:p>
+            <w:r/>
+          </w:p>
+        </w:tc>
+        <w:tc>
+          <w:tcPr>
+            <w:tcW w:type="dxa" w:w="5499"/>
+          </w:tcPr>
+          <w:p>
+            <w:r/>
+          </w:p>
         </w:tc>
       </w:tr>
       <w:tr>
         <w:tc>
           <w:tcPr>
-            <w:tcW w:w="1020" w:type="dxa"/>
-          </w:tcPr>
-          <w:p/>
-        </w:tc>
-        <w:tc>
-          <w:tcPr>
-            <w:tcW w:w="2438" w:type="dxa"/>
-          </w:tcPr>
-          <w:p/>
-        </w:tc>
-        <w:tc>
-          <w:tcPr>
-            <w:tcW w:w="1644" w:type="dxa"/>
-          </w:tcPr>
-          <w:p/>
-        </w:tc>
-        <w:tc>
-          <w:tcPr>
-            <w:tcW w:w="5499" w:type="dxa"/>
-          </w:tcPr>
-          <w:p/>
+            <w:tcW w:type="dxa" w:w="1020"/>
+          </w:tcPr>
+          <w:p>
+            <w:r/>
+          </w:p>
+        </w:tc>
+        <w:tc>
+          <w:tcPr>
+            <w:tcW w:type="dxa" w:w="2438"/>
+          </w:tcPr>
+          <w:p>
+            <w:r/>
+          </w:p>
+        </w:tc>
+        <w:tc>
+          <w:tcPr>
+            <w:tcW w:type="dxa" w:w="1644"/>
+          </w:tcPr>
+          <w:p>
+            <w:r/>
+          </w:p>
+        </w:tc>
+        <w:tc>
+          <w:tcPr>
+            <w:tcW w:type="dxa" w:w="5499"/>
+          </w:tcPr>
+          <w:p>
+            <w:r/>
+          </w:p>
         </w:tc>
       </w:tr>
       <w:tr>
         <w:tc>
           <w:tcPr>
-            <w:tcW w:w="1020" w:type="dxa"/>
-          </w:tcPr>
-          <w:p/>
-        </w:tc>
-        <w:tc>
-          <w:tcPr>
-            <w:tcW w:w="2438" w:type="dxa"/>
-          </w:tcPr>
-          <w:p/>
-        </w:tc>
-        <w:tc>
-          <w:tcPr>
-            <w:tcW w:w="1644" w:type="dxa"/>
-          </w:tcPr>
-          <w:p/>
-        </w:tc>
-        <w:tc>
-          <w:tcPr>
-            <w:tcW w:w="5499" w:type="dxa"/>
-          </w:tcPr>
-          <w:p/>
+            <w:tcW w:type="dxa" w:w="1020"/>
+          </w:tcPr>
+          <w:p>
+            <w:r/>
+          </w:p>
+        </w:tc>
+        <w:tc>
+          <w:tcPr>
+            <w:tcW w:type="dxa" w:w="2438"/>
+          </w:tcPr>
+          <w:p>
+            <w:r/>
+          </w:p>
+        </w:tc>
+        <w:tc>
+          <w:tcPr>
+            <w:tcW w:type="dxa" w:w="1644"/>
+          </w:tcPr>
+          <w:p>
+            <w:r/>
+          </w:p>
+        </w:tc>
+        <w:tc>
+          <w:tcPr>
+            <w:tcW w:type="dxa" w:w="5499"/>
+          </w:tcPr>
+          <w:p>
+            <w:r/>
+          </w:p>
         </w:tc>
       </w:tr>
       <w:tr>
         <w:tc>
           <w:tcPr>
-            <w:tcW w:w="1020" w:type="dxa"/>
-          </w:tcPr>
-          <w:p/>
-        </w:tc>
-        <w:tc>
-          <w:tcPr>
-            <w:tcW w:w="2438" w:type="dxa"/>
-          </w:tcPr>
-          <w:p/>
-        </w:tc>
-        <w:tc>
-          <w:tcPr>
-            <w:tcW w:w="1644" w:type="dxa"/>
-          </w:tcPr>
-          <w:p/>
-        </w:tc>
-        <w:tc>
-          <w:tcPr>
-            <w:tcW w:w="5499" w:type="dxa"/>
-          </w:tcPr>
-          <w:p/>
+            <w:tcW w:type="dxa" w:w="1020"/>
+          </w:tcPr>
+          <w:p>
+            <w:r/>
+          </w:p>
+        </w:tc>
+        <w:tc>
+          <w:tcPr>
+            <w:tcW w:type="dxa" w:w="2438"/>
+          </w:tcPr>
+          <w:p>
+            <w:r/>
+          </w:p>
+        </w:tc>
+        <w:tc>
+          <w:tcPr>
+            <w:tcW w:type="dxa" w:w="1644"/>
+          </w:tcPr>
+          <w:p>
+            <w:r/>
+          </w:p>
+        </w:tc>
+        <w:tc>
+          <w:tcPr>
+            <w:tcW w:type="dxa" w:w="5499"/>
+          </w:tcPr>
+          <w:p>
+            <w:r/>
+          </w:p>
         </w:tc>
       </w:tr>
     </w:tbl>
-    <w:p/>
     <w:sectPr>
       <w:headerReference w:type="default" r:id="rId11"/>
       <w:footerReference w:type="default" r:id="rId12"/>
@@ -2239,7 +2482,7 @@
         <v:path o:extrusionok="f" gradientshapeok="t" o:connecttype="rect"/>
         <o:lock v:ext="edit" aspectratio="t"/>
       </v:shapetype>
-      <v:shape id="Picture 98489881" o:spid="_x0000_i1025" type="#_x0000_t75" style="width:15.5pt;height:17.5pt;visibility:visible;mso-wrap-style:square" o:bullet="t">
+      <v:shape id="Picture 98489881" o:spid="_x0000_i1025" type="#_x0000_t75" style="width:15.75pt;height:17.25pt;visibility:visible;mso-wrap-style:square" o:bullet="t">
         <v:imagedata r:id="rId1" o:title=""/>
       </v:shape>
     </w:pict>
@@ -3465,6 +3708,7 @@
       <w:tabs>
         <w:tab w:val="right" w:pos="9026"/>
       </w:tabs>
+      <w:spacing w:after="0" w:line="240" w:lineRule="auto"/>
       <w:ind w:right="0"/>
       <w:jc w:val="left"/>
     </w:pPr>
@@ -3857,6 +4101,26 @@
 </file>
 
 <file path=customXml/item1.xml><?xml version="1.0" encoding="utf-8"?>
+<p:properties xmlns:p="http://schemas.microsoft.com/office/2006/metadata/properties" xmlns:xsi="http://www.w3.org/2001/XMLSchema-instance" xmlns:pc="http://schemas.microsoft.com/office/infopath/2007/PartnerControls">
+  <documentManagement>
+    <lcf76f155ced4ddcb4097134ff3c332f xmlns="c01590d7-7efa-46e7-b792-73d8bd6252fd">
+      <Terms xmlns="http://schemas.microsoft.com/office/infopath/2007/PartnerControls"/>
+    </lcf76f155ced4ddcb4097134ff3c332f>
+    <TaxCatchAll xmlns="8fe6d124-157e-4db3-accf-90154e53f67d" xsi:nil="true"/>
+  </documentManagement>
+</p:properties>
+</file>
+
+<file path=customXml/item2.xml><?xml version="1.0" encoding="utf-8"?>
+<?mso-contentType ?>
+<FormTemplates xmlns="http://schemas.microsoft.com/sharepoint/v3/contenttype/forms">
+  <Display>DocumentLibraryForm</Display>
+  <Edit>DocumentLibraryForm</Edit>
+  <New>DocumentLibraryForm</New>
+</FormTemplates>
+</file>
+
+<file path=customXml/item3.xml><?xml version="1.0" encoding="utf-8"?>
 <ct:contentTypeSchema xmlns:ct="http://schemas.microsoft.com/office/2006/metadata/contentType" xmlns:ma="http://schemas.microsoft.com/office/2006/metadata/properties/metaAttributes" ct:_="" ma:_="" ma:contentTypeName="Document" ma:contentTypeID="0x010100870006DF88A25F409E25C763256C4FB6" ma:contentTypeVersion="18" ma:contentTypeDescription="Create a new document." ma:contentTypeScope="" ma:versionID="60d7d8ef896a0f8de2986d57bd16e10f">
   <xsd:schema xmlns:xsd="http://www.w3.org/2001/XMLSchema" xmlns:xs="http://www.w3.org/2001/XMLSchema" xmlns:p="http://schemas.microsoft.com/office/2006/metadata/properties" xmlns:ns2="8fe6d124-157e-4db3-accf-90154e53f67d" xmlns:ns3="c01590d7-7efa-46e7-b792-73d8bd6252fd" targetNamespace="http://schemas.microsoft.com/office/2006/metadata/properties" ma:root="true" ma:fieldsID="c19c8dff545f47ea95edc8bcbcf982e2" ns2:_="" ns3:_="">
     <xsd:import namespace="8fe6d124-157e-4db3-accf-90154e53f67d"/>
@@ -4107,31 +4371,30 @@
 </ct:contentTypeSchema>
 </file>
 
-<file path=customXml/item2.xml><?xml version="1.0" encoding="utf-8"?>
-<?mso-contentType ?>
-<FormTemplates xmlns="http://schemas.microsoft.com/sharepoint/v3/contenttype/forms">
-  <Display>DocumentLibraryForm</Display>
-  <Edit>DocumentLibraryForm</Edit>
-  <New>DocumentLibraryForm</New>
-</FormTemplates>
-</file>
-
-<file path=customXml/item3.xml><?xml version="1.0" encoding="utf-8"?>
-<p:properties xmlns:p="http://schemas.microsoft.com/office/2006/metadata/properties" xmlns:xsi="http://www.w3.org/2001/XMLSchema-instance" xmlns:pc="http://schemas.microsoft.com/office/infopath/2007/PartnerControls">
-  <documentManagement>
-    <lcf76f155ced4ddcb4097134ff3c332f xmlns="c01590d7-7efa-46e7-b792-73d8bd6252fd">
-      <Terms xmlns="http://schemas.microsoft.com/office/infopath/2007/PartnerControls"/>
-    </lcf76f155ced4ddcb4097134ff3c332f>
-    <TaxCatchAll xmlns="8fe6d124-157e-4db3-accf-90154e53f67d" xsi:nil="true"/>
-  </documentManagement>
-</p:properties>
-</file>
-
 <file path=customXml/item4.xml><?xml version="1.0" encoding="utf-8"?>
 <b:Sources xmlns:b="http://schemas.openxmlformats.org/officeDocument/2006/bibliography" xmlns="http://schemas.openxmlformats.org/officeDocument/2006/bibliography" SelectedStyle="\APASixthEditionOfficeOnline.xsl" StyleName="APA" Version="6"/>
 </file>
 
 <file path=customXml/itemProps1.xml><?xml version="1.0" encoding="utf-8"?>
+<ds:datastoreItem xmlns:ds="http://schemas.openxmlformats.org/officeDocument/2006/customXml" ds:itemID="{4DE444B9-96E8-4FE5-B9CB-90F1E3B1AE36}">
+  <ds:schemaRefs>
+    <ds:schemaRef ds:uri="http://schemas.microsoft.com/office/2006/metadata/properties"/>
+    <ds:schemaRef ds:uri="http://schemas.microsoft.com/office/infopath/2007/PartnerControls"/>
+    <ds:schemaRef ds:uri="c01590d7-7efa-46e7-b792-73d8bd6252fd"/>
+    <ds:schemaRef ds:uri="8fe6d124-157e-4db3-accf-90154e53f67d"/>
+  </ds:schemaRefs>
+</ds:datastoreItem>
+</file>
+
+<file path=customXml/itemProps2.xml><?xml version="1.0" encoding="utf-8"?>
+<ds:datastoreItem xmlns:ds="http://schemas.openxmlformats.org/officeDocument/2006/customXml" ds:itemID="{C677762F-4306-4D99-BDCC-E627A5986BB1}">
+  <ds:schemaRefs>
+    <ds:schemaRef ds:uri="http://schemas.microsoft.com/sharepoint/v3/contenttype/forms"/>
+  </ds:schemaRefs>
+</ds:datastoreItem>
+</file>
+
+<file path=customXml/itemProps3.xml><?xml version="1.0" encoding="utf-8"?>
 <ds:datastoreItem xmlns:ds="http://schemas.openxmlformats.org/officeDocument/2006/customXml" ds:itemID="{A8CC69F0-D23F-42F1-BD9A-39CA6CDE1D0F}">
   <ds:schemaRefs>
     <ds:schemaRef ds:uri="http://schemas.microsoft.com/office/2006/metadata/contentType"/>
@@ -4150,25 +4413,6 @@
 </ds:datastoreItem>
 </file>
 
-<file path=customXml/itemProps2.xml><?xml version="1.0" encoding="utf-8"?>
-<ds:datastoreItem xmlns:ds="http://schemas.openxmlformats.org/officeDocument/2006/customXml" ds:itemID="{C677762F-4306-4D99-BDCC-E627A5986BB1}">
-  <ds:schemaRefs>
-    <ds:schemaRef ds:uri="http://schemas.microsoft.com/sharepoint/v3/contenttype/forms"/>
-  </ds:schemaRefs>
-</ds:datastoreItem>
-</file>
-
-<file path=customXml/itemProps3.xml><?xml version="1.0" encoding="utf-8"?>
-<ds:datastoreItem xmlns:ds="http://schemas.openxmlformats.org/officeDocument/2006/customXml" ds:itemID="{4DE444B9-96E8-4FE5-B9CB-90F1E3B1AE36}">
-  <ds:schemaRefs>
-    <ds:schemaRef ds:uri="http://schemas.microsoft.com/office/2006/metadata/properties"/>
-    <ds:schemaRef ds:uri="http://schemas.microsoft.com/office/infopath/2007/PartnerControls"/>
-    <ds:schemaRef ds:uri="c01590d7-7efa-46e7-b792-73d8bd6252fd"/>
-    <ds:schemaRef ds:uri="8fe6d124-157e-4db3-accf-90154e53f67d"/>
-  </ds:schemaRefs>
-</ds:datastoreItem>
-</file>
-
 <file path=customXml/itemProps4.xml><?xml version="1.0" encoding="utf-8"?>
 <ds:datastoreItem xmlns:ds="http://schemas.openxmlformats.org/officeDocument/2006/customXml" ds:itemID="{131CD77B-2AA1-44B9-9DDF-E5F6D0569CCC}">
   <ds:schemaRefs>

--- a/templates/APAC_Candidate_Profile_with_Deal_List.docx
+++ b/templates/APAC_Candidate_Profile_with_Deal_List.docx
@@ -552,10 +552,7 @@
           <w:b/>
           <w:bCs/>
         </w:rPr>
-        <w:t xml:space="preserve">{{QUAL_YEAR}} </w:t>
-        <w:tab/>
-      </w:r>
-      <w:r>
+        <w:t>{{QUAL_YEAR}}</w:t>
         <w:tab/>
         <w:tab/>
         <w:t>{{QUAL_1}}</w:t>
